--- a/风控矩阵审核器使用说明.docx
+++ b/风控矩阵审核器使用说明.docx
@@ -5,12 +5,12 @@
     <w:p>
       <w:pPr>
         <w:pStyle w:val="Title"/>
-        <w:spacing w:after="100"/>
-        <w:jc w:val="left"/>
+        <w:spacing w:after="160"/>
+        <w:jc w:val="center"/>
       </w:pPr>
       <w:r>
         <w:rPr>
-          <w:rFonts w:ascii="Arial" w:hAnsi="Arial" w:eastAsia="PingFang SC"/>
+          <w:rFonts w:ascii="PingFang SC" w:hAnsi="PingFang SC" w:eastAsia="PingFang SC"/>
           <w:b/>
           <w:color w:val="000000"/>
           <w:sz w:val="48"/>
@@ -20,38 +20,31 @@
     </w:p>
     <w:p>
       <w:pPr>
-        <w:spacing w:after="320"/>
+        <w:spacing w:after="240" w:line="283" w:lineRule="auto"/>
+        <w:jc w:val="center"/>
       </w:pPr>
       <w:r>
         <w:rPr>
-          <w:rFonts w:ascii="Arial" w:hAnsi="Arial" w:eastAsia="PingFang SC"/>
+          <w:rFonts w:ascii="PingFang SC" w:hAnsi="PingFang SC" w:eastAsia="PingFang SC"/>
           <w:b w:val="0"/>
-          <w:color w:val="555555"/>
-          <w:sz w:val="21"/>
+          <w:color w:val="000000"/>
+          <w:sz w:val="23"/>
         </w:rPr>
-        <w:t>适用程序版本 1.9.19    简明操作版</w:t>
+        <w:t>适用程序版本 2.0    Windows x64 与 Apple Silicon macOS 单机离线 Web 版</w:t>
       </w:r>
     </w:p>
     <w:p>
       <w:pPr>
-        <w:spacing w:after="200" w:line="300" w:lineRule="auto"/>
+        <w:spacing w:after="80" w:line="283" w:lineRule="auto"/>
       </w:pPr>
       <w:r>
         <w:rPr>
-          <w:rFonts w:ascii="Arial" w:hAnsi="Arial" w:eastAsia="PingFang SC"/>
+          <w:rFonts w:ascii="PingFang SC" w:hAnsi="PingFang SC" w:eastAsia="PingFang SC"/>
           <w:b w:val="0"/>
           <w:color w:val="000000"/>
           <w:sz w:val="23"/>
         </w:rPr>
-        <w:t>本程序用于在本机审核风控矩阵及三清单。使用时只需要准备待审核材料文件夹，再指定审核结果文件夹。程序不会修改原始材料，也不需要联网。</w:t>
-      </w:r>
-    </w:p>
-    <w:p>
-      <w:pPr>
-        <w:pStyle w:val="Heading1"/>
-      </w:pPr>
-      <w:r>
-        <w:t>一 运行环境</w:t>
+        <w:t>本说明面向直接使用审核器的审核人员。操作页面在默认浏览器中显示，但服务、材料和审核过程全部留在本机。用户只选择输入目录，输出位置固定为发布目录下的 outputs。</w:t>
       </w:r>
     </w:p>
     <w:tbl>
@@ -60,44 +53,42 @@
         <w:jc w:val="center"/>
         <w:tblLayout w:type="fixed"/>
         <w:tblLook w:firstColumn="1" w:firstRow="1" w:lastColumn="0" w:lastRow="0" w:noHBand="0" w:noVBand="1" w:val="04A0"/>
-        <w:tblBorders>
-          <w:top w:val="single" w:sz="6" w:color="D9D9D9"/>
-          <w:left w:val="single" w:sz="6" w:color="D9D9D9"/>
-          <w:bottom w:val="single" w:sz="6" w:color="D9D9D9"/>
-          <w:right w:val="single" w:sz="6" w:color="D9D9D9"/>
-          <w:insideH w:val="single" w:sz="6" w:color="D9D9D9"/>
-          <w:insideV w:val="single" w:sz="6" w:color="D9D9D9"/>
-        </w:tblBorders>
       </w:tblPr>
       <w:tblGrid>
-        <w:gridCol w:w="3293"/>
-        <w:gridCol w:w="3293"/>
-        <w:gridCol w:w="3293"/>
+        <w:gridCol w:w="4896"/>
+        <w:gridCol w:w="4896"/>
       </w:tblGrid>
       <w:tr>
         <w:tc>
           <w:tcPr>
-            <w:tcW w:type="dxa" w:w="1843"/>
+            <w:tcW w:type="dxa" w:w="2160"/>
             <w:vAlign w:val="center"/>
+            <w:tcBorders>
+              <w:top w:val="single" w:sz="6" w:color="D9D9D9"/>
+              <w:left w:val="single" w:sz="6" w:color="D9D9D9"/>
+              <w:bottom w:val="single" w:sz="6" w:color="D9D9D9"/>
+              <w:right w:val="single" w:sz="6" w:color="D9D9D9"/>
+              <w:insideH w:val="single" w:sz="6" w:color="D9D9D9"/>
+              <w:insideV w:val="single" w:sz="6" w:color="D9D9D9"/>
+            </w:tcBorders>
             <w:tcMar>
               <w:top w:w="120" w:type="dxa"/>
-              <w:start w:w="140" w:type="dxa"/>
+              <w:left w:w="120" w:type="dxa"/>
               <w:bottom w:w="120" w:type="dxa"/>
-              <w:end w:w="140" w:type="dxa"/>
+              <w:right w:w="120" w:type="dxa"/>
             </w:tcMar>
-            <w:shd w:fill="1F4E78"/>
+            <w:shd w:fill="173A5E"/>
           </w:tcPr>
           <w:p>
             <w:pPr>
               <w:spacing w:after="0" w:line="264" w:lineRule="auto"/>
-              <w:jc w:val="center"/>
             </w:pPr>
             <w:r>
               <w:rPr>
-                <w:rFonts w:ascii="Arial" w:hAnsi="Arial" w:eastAsia="PingFang SC"/>
+                <w:rFonts w:ascii="PingFang SC" w:hAnsi="PingFang SC" w:eastAsia="PingFang SC"/>
                 <w:b/>
                 <w:color w:val="FFFFFF"/>
-                <w:sz w:val="20"/>
+                <w:sz w:val="21"/>
               </w:rPr>
               <w:t>项目</w:t>
             </w:r>
@@ -105,55 +96,34 @@
         </w:tc>
         <w:tc>
           <w:tcPr>
-            <w:tcW w:type="dxa" w:w="3672"/>
+            <w:tcW w:type="dxa" w:w="7344"/>
             <w:vAlign w:val="center"/>
+            <w:tcBorders>
+              <w:top w:val="single" w:sz="6" w:color="D9D9D9"/>
+              <w:left w:val="single" w:sz="6" w:color="D9D9D9"/>
+              <w:bottom w:val="single" w:sz="6" w:color="D9D9D9"/>
+              <w:right w:val="single" w:sz="6" w:color="D9D9D9"/>
+              <w:insideH w:val="single" w:sz="6" w:color="D9D9D9"/>
+              <w:insideV w:val="single" w:sz="6" w:color="D9D9D9"/>
+            </w:tcBorders>
             <w:tcMar>
               <w:top w:w="120" w:type="dxa"/>
-              <w:start w:w="140" w:type="dxa"/>
+              <w:left w:w="120" w:type="dxa"/>
               <w:bottom w:w="120" w:type="dxa"/>
-              <w:end w:w="140" w:type="dxa"/>
+              <w:right w:w="120" w:type="dxa"/>
             </w:tcMar>
-            <w:shd w:fill="1F4E78"/>
+            <w:shd w:fill="173A5E"/>
           </w:tcPr>
           <w:p>
             <w:pPr>
               <w:spacing w:after="0" w:line="264" w:lineRule="auto"/>
-              <w:jc w:val="left"/>
             </w:pPr>
             <w:r>
               <w:rPr>
-                <w:rFonts w:ascii="Arial" w:hAnsi="Arial" w:eastAsia="PingFang SC"/>
+                <w:rFonts w:ascii="PingFang SC" w:hAnsi="PingFang SC" w:eastAsia="PingFang SC"/>
                 <w:b/>
                 <w:color w:val="FFFFFF"/>
-                <w:sz w:val="20"/>
-              </w:rPr>
-              <w:t>建议要求</w:t>
-            </w:r>
-          </w:p>
-        </w:tc>
-        <w:tc>
-          <w:tcPr>
-            <w:tcW w:type="dxa" w:w="4061"/>
-            <w:vAlign w:val="center"/>
-            <w:tcMar>
-              <w:top w:w="120" w:type="dxa"/>
-              <w:start w:w="140" w:type="dxa"/>
-              <w:bottom w:w="120" w:type="dxa"/>
-              <w:end w:w="140" w:type="dxa"/>
-            </w:tcMar>
-            <w:shd w:fill="1F4E78"/>
-          </w:tcPr>
-          <w:p>
-            <w:pPr>
-              <w:spacing w:after="0" w:line="264" w:lineRule="auto"/>
-              <w:jc w:val="left"/>
-            </w:pPr>
-            <w:r>
-              <w:rPr>
-                <w:rFonts w:ascii="Arial" w:hAnsi="Arial" w:eastAsia="PingFang SC"/>
-                <w:b/>
-                <w:color w:val="FFFFFF"/>
-                <w:sz w:val="20"/>
+                <w:sz w:val="21"/>
               </w:rPr>
               <w:t>说明</w:t>
             </w:r>
@@ -163,85 +133,62 @@
       <w:tr>
         <w:tc>
           <w:tcPr>
-            <w:tcW w:type="dxa" w:w="1843"/>
+            <w:tcW w:type="dxa" w:w="2160"/>
             <w:vAlign w:val="center"/>
+            <w:tcBorders>
+              <w:top w:val="single" w:sz="6" w:color="D9D9D9"/>
+              <w:left w:val="single" w:sz="6" w:color="D9D9D9"/>
+              <w:bottom w:val="single" w:sz="6" w:color="D9D9D9"/>
+              <w:right w:val="single" w:sz="6" w:color="D9D9D9"/>
+              <w:insideH w:val="single" w:sz="6" w:color="D9D9D9"/>
+              <w:insideV w:val="single" w:sz="6" w:color="D9D9D9"/>
+            </w:tcBorders>
             <w:tcMar>
               <w:top w:w="120" w:type="dxa"/>
-              <w:start w:w="140" w:type="dxa"/>
+              <w:left w:w="120" w:type="dxa"/>
               <w:bottom w:w="120" w:type="dxa"/>
-              <w:end w:w="140" w:type="dxa"/>
+              <w:right w:w="120" w:type="dxa"/>
             </w:tcMar>
             <w:shd w:fill="FFFFFF"/>
           </w:tcPr>
           <w:p>
             <w:pPr>
               <w:spacing w:after="0" w:line="264" w:lineRule="auto"/>
-              <w:jc w:val="center"/>
             </w:pPr>
             <w:r>
               <w:rPr>
-                <w:rFonts w:ascii="Arial" w:hAnsi="Arial" w:eastAsia="PingFang SC"/>
-                <w:b/>
+                <w:rFonts w:ascii="PingFang SC" w:hAnsi="PingFang SC" w:eastAsia="PingFang SC"/>
+                <w:b w:val="0"/>
                 <w:color w:val="000000"/>
-                <w:sz w:val="20"/>
+                <w:sz w:val="21"/>
               </w:rPr>
-              <w:t>操作系统</w:t>
+              <w:t>运行环境</w:t>
             </w:r>
           </w:p>
         </w:tc>
         <w:tc>
           <w:tcPr>
-            <w:tcW w:type="dxa" w:w="3672"/>
+            <w:tcW w:type="dxa" w:w="7344"/>
             <w:vAlign w:val="center"/>
+            <w:tcBorders>
+              <w:top w:val="single" w:sz="6" w:color="D9D9D9"/>
+              <w:left w:val="single" w:sz="6" w:color="D9D9D9"/>
+              <w:bottom w:val="single" w:sz="6" w:color="D9D9D9"/>
+              <w:right w:val="single" w:sz="6" w:color="D9D9D9"/>
+              <w:insideH w:val="single" w:sz="6" w:color="D9D9D9"/>
+              <w:insideV w:val="single" w:sz="6" w:color="D9D9D9"/>
+            </w:tcBorders>
             <w:tcMar>
               <w:top w:w="120" w:type="dxa"/>
-              <w:start w:w="140" w:type="dxa"/>
+              <w:left w:w="120" w:type="dxa"/>
               <w:bottom w:w="120" w:type="dxa"/>
-              <w:end w:w="140" w:type="dxa"/>
+              <w:right w:w="120" w:type="dxa"/>
             </w:tcMar>
             <w:shd w:fill="FFFFFF"/>
           </w:tcPr>
           <w:p>
-            <w:pPr>
-              <w:spacing w:after="0" w:line="264" w:lineRule="auto"/>
-              <w:jc w:val="left"/>
-            </w:pPr>
             <w:r>
-              <w:rPr>
-                <w:rFonts w:ascii="Arial" w:hAnsi="Arial" w:eastAsia="PingFang SC"/>
-                <w:b w:val="0"/>
-                <w:color w:val="000000"/>
-                <w:sz w:val="20"/>
-              </w:rPr>
-              <w:t>Windows 10 或 Windows 11 64 位</w:t>
-            </w:r>
-          </w:p>
-        </w:tc>
-        <w:tc>
-          <w:tcPr>
-            <w:tcW w:type="dxa" w:w="4061"/>
-            <w:vAlign w:val="center"/>
-            <w:tcMar>
-              <w:top w:w="120" w:type="dxa"/>
-              <w:start w:w="140" w:type="dxa"/>
-              <w:bottom w:w="120" w:type="dxa"/>
-              <w:end w:w="140" w:type="dxa"/>
-            </w:tcMar>
-            <w:shd w:fill="FFFFFF"/>
-          </w:tcPr>
-          <w:p>
-            <w:pPr>
-              <w:spacing w:after="0" w:line="264" w:lineRule="auto"/>
-              <w:jc w:val="left"/>
-            </w:pPr>
-            <w:r>
-              <w:rPr>
-                <w:rFonts w:ascii="Arial" w:hAnsi="Arial" w:eastAsia="PingFang SC"/>
-                <w:b w:val="0"/>
-                <w:color w:val="000000"/>
-                <w:sz w:val="20"/>
-              </w:rPr>
-              <w:t>使用常见的个人电脑即可</w:t>
+              <w:t>Windows 10/11 x64，或 Apple Silicon macOS</w:t>
             </w:r>
           </w:p>
         </w:tc>
@@ -249,85 +196,62 @@
       <w:tr>
         <w:tc>
           <w:tcPr>
-            <w:tcW w:type="dxa" w:w="1843"/>
+            <w:tcW w:type="dxa" w:w="2160"/>
             <w:vAlign w:val="center"/>
+            <w:tcBorders>
+              <w:top w:val="single" w:sz="6" w:color="D9D9D9"/>
+              <w:left w:val="single" w:sz="6" w:color="D9D9D9"/>
+              <w:bottom w:val="single" w:sz="6" w:color="D9D9D9"/>
+              <w:right w:val="single" w:sz="6" w:color="D9D9D9"/>
+              <w:insideH w:val="single" w:sz="6" w:color="D9D9D9"/>
+              <w:insideV w:val="single" w:sz="6" w:color="D9D9D9"/>
+            </w:tcBorders>
             <w:tcMar>
               <w:top w:w="120" w:type="dxa"/>
-              <w:start w:w="140" w:type="dxa"/>
+              <w:left w:w="120" w:type="dxa"/>
               <w:bottom w:w="120" w:type="dxa"/>
-              <w:end w:w="140" w:type="dxa"/>
+              <w:right w:w="120" w:type="dxa"/>
             </w:tcMar>
-            <w:shd w:fill="EEF4F8"/>
+            <w:shd w:fill="EAF2F8"/>
           </w:tcPr>
           <w:p>
             <w:pPr>
               <w:spacing w:after="0" w:line="264" w:lineRule="auto"/>
-              <w:jc w:val="center"/>
             </w:pPr>
             <w:r>
               <w:rPr>
-                <w:rFonts w:ascii="Arial" w:hAnsi="Arial" w:eastAsia="PingFang SC"/>
-                <w:b/>
+                <w:rFonts w:ascii="PingFang SC" w:hAnsi="PingFang SC" w:eastAsia="PingFang SC"/>
+                <w:b w:val="0"/>
                 <w:color w:val="000000"/>
-                <w:sz w:val="20"/>
+                <w:sz w:val="21"/>
               </w:rPr>
-              <w:t>处理器</w:t>
+              <w:t>安装要求</w:t>
             </w:r>
           </w:p>
         </w:tc>
         <w:tc>
           <w:tcPr>
-            <w:tcW w:type="dxa" w:w="3672"/>
+            <w:tcW w:type="dxa" w:w="7344"/>
             <w:vAlign w:val="center"/>
+            <w:tcBorders>
+              <w:top w:val="single" w:sz="6" w:color="D9D9D9"/>
+              <w:left w:val="single" w:sz="6" w:color="D9D9D9"/>
+              <w:bottom w:val="single" w:sz="6" w:color="D9D9D9"/>
+              <w:right w:val="single" w:sz="6" w:color="D9D9D9"/>
+              <w:insideH w:val="single" w:sz="6" w:color="D9D9D9"/>
+              <w:insideV w:val="single" w:sz="6" w:color="D9D9D9"/>
+            </w:tcBorders>
             <w:tcMar>
               <w:top w:w="120" w:type="dxa"/>
-              <w:start w:w="140" w:type="dxa"/>
+              <w:left w:w="120" w:type="dxa"/>
               <w:bottom w:w="120" w:type="dxa"/>
-              <w:end w:w="140" w:type="dxa"/>
+              <w:right w:w="120" w:type="dxa"/>
             </w:tcMar>
-            <w:shd w:fill="EEF4F8"/>
+            <w:shd w:fill="EAF2F8"/>
           </w:tcPr>
           <w:p>
-            <w:pPr>
-              <w:spacing w:after="0" w:line="264" w:lineRule="auto"/>
-              <w:jc w:val="left"/>
-            </w:pPr>
             <w:r>
-              <w:rPr>
-                <w:rFonts w:ascii="Arial" w:hAnsi="Arial" w:eastAsia="PingFang SC"/>
-                <w:b w:val="0"/>
-                <w:color w:val="000000"/>
-                <w:sz w:val="20"/>
-              </w:rPr>
-              <w:t>64 位双核以上，建议四核</w:t>
-            </w:r>
-          </w:p>
-        </w:tc>
-        <w:tc>
-          <w:tcPr>
-            <w:tcW w:type="dxa" w:w="4061"/>
-            <w:vAlign w:val="center"/>
-            <w:tcMar>
-              <w:top w:w="120" w:type="dxa"/>
-              <w:start w:w="140" w:type="dxa"/>
-              <w:bottom w:w="120" w:type="dxa"/>
-              <w:end w:w="140" w:type="dxa"/>
-            </w:tcMar>
-            <w:shd w:fill="EEF4F8"/>
-          </w:tcPr>
-          <w:p>
-            <w:pPr>
-              <w:spacing w:after="0" w:line="264" w:lineRule="auto"/>
-              <w:jc w:val="left"/>
-            </w:pPr>
-            <w:r>
-              <w:rPr>
-                <w:rFonts w:ascii="Arial" w:hAnsi="Arial" w:eastAsia="PingFang SC"/>
-                <w:b w:val="0"/>
-                <w:color w:val="000000"/>
-                <w:sz w:val="20"/>
-              </w:rPr>
-              <w:t>审核文件较多时，四核会更快</w:t>
+              <w:t>无需安装 Python、Node.js、Qt 或 LibreOffice</w:t>
             </w:r>
           </w:p>
         </w:tc>
@@ -335,85 +259,62 @@
       <w:tr>
         <w:tc>
           <w:tcPr>
-            <w:tcW w:type="dxa" w:w="1843"/>
+            <w:tcW w:type="dxa" w:w="2160"/>
             <w:vAlign w:val="center"/>
+            <w:tcBorders>
+              <w:top w:val="single" w:sz="6" w:color="D9D9D9"/>
+              <w:left w:val="single" w:sz="6" w:color="D9D9D9"/>
+              <w:bottom w:val="single" w:sz="6" w:color="D9D9D9"/>
+              <w:right w:val="single" w:sz="6" w:color="D9D9D9"/>
+              <w:insideH w:val="single" w:sz="6" w:color="D9D9D9"/>
+              <w:insideV w:val="single" w:sz="6" w:color="D9D9D9"/>
+            </w:tcBorders>
             <w:tcMar>
               <w:top w:w="120" w:type="dxa"/>
-              <w:start w:w="140" w:type="dxa"/>
+              <w:left w:w="120" w:type="dxa"/>
               <w:bottom w:w="120" w:type="dxa"/>
-              <w:end w:w="140" w:type="dxa"/>
+              <w:right w:w="120" w:type="dxa"/>
             </w:tcMar>
             <w:shd w:fill="FFFFFF"/>
           </w:tcPr>
           <w:p>
             <w:pPr>
               <w:spacing w:after="0" w:line="264" w:lineRule="auto"/>
-              <w:jc w:val="center"/>
             </w:pPr>
             <w:r>
               <w:rPr>
-                <w:rFonts w:ascii="Arial" w:hAnsi="Arial" w:eastAsia="PingFang SC"/>
-                <w:b/>
+                <w:rFonts w:ascii="PingFang SC" w:hAnsi="PingFang SC" w:eastAsia="PingFang SC"/>
+                <w:b w:val="0"/>
                 <w:color w:val="000000"/>
-                <w:sz w:val="20"/>
+                <w:sz w:val="21"/>
               </w:rPr>
-              <w:t>内存</w:t>
+              <w:t>输入</w:t>
             </w:r>
           </w:p>
         </w:tc>
         <w:tc>
           <w:tcPr>
-            <w:tcW w:type="dxa" w:w="3672"/>
+            <w:tcW w:type="dxa" w:w="7344"/>
             <w:vAlign w:val="center"/>
+            <w:tcBorders>
+              <w:top w:val="single" w:sz="6" w:color="D9D9D9"/>
+              <w:left w:val="single" w:sz="6" w:color="D9D9D9"/>
+              <w:bottom w:val="single" w:sz="6" w:color="D9D9D9"/>
+              <w:right w:val="single" w:sz="6" w:color="D9D9D9"/>
+              <w:insideH w:val="single" w:sz="6" w:color="D9D9D9"/>
+              <w:insideV w:val="single" w:sz="6" w:color="D9D9D9"/>
+            </w:tcBorders>
             <w:tcMar>
               <w:top w:w="120" w:type="dxa"/>
-              <w:start w:w="140" w:type="dxa"/>
+              <w:left w:w="120" w:type="dxa"/>
               <w:bottom w:w="120" w:type="dxa"/>
-              <w:end w:w="140" w:type="dxa"/>
+              <w:right w:w="120" w:type="dxa"/>
             </w:tcMar>
             <w:shd w:fill="FFFFFF"/>
           </w:tcPr>
           <w:p>
-            <w:pPr>
-              <w:spacing w:after="0" w:line="264" w:lineRule="auto"/>
-              <w:jc w:val="left"/>
-            </w:pPr>
             <w:r>
-              <w:rPr>
-                <w:rFonts w:ascii="Arial" w:hAnsi="Arial" w:eastAsia="PingFang SC"/>
-                <w:b w:val="0"/>
-                <w:color w:val="000000"/>
-                <w:sz w:val="20"/>
-              </w:rPr>
-              <w:t>至少 4 GB，建议 8 GB 或以上</w:t>
-            </w:r>
-          </w:p>
-        </w:tc>
-        <w:tc>
-          <w:tcPr>
-            <w:tcW w:type="dxa" w:w="4061"/>
-            <w:vAlign w:val="center"/>
-            <w:tcMar>
-              <w:top w:w="120" w:type="dxa"/>
-              <w:start w:w="140" w:type="dxa"/>
-              <w:bottom w:w="120" w:type="dxa"/>
-              <w:end w:w="140" w:type="dxa"/>
-            </w:tcMar>
-            <w:shd w:fill="FFFFFF"/>
-          </w:tcPr>
-          <w:p>
-            <w:pPr>
-              <w:spacing w:after="0" w:line="264" w:lineRule="auto"/>
-              <w:jc w:val="left"/>
-            </w:pPr>
-            <w:r>
-              <w:rPr>
-                <w:rFonts w:ascii="Arial" w:hAnsi="Arial" w:eastAsia="PingFang SC"/>
-                <w:b w:val="0"/>
-                <w:color w:val="000000"/>
-                <w:sz w:val="20"/>
-              </w:rPr>
-              <w:t>文件多或文件大时建议使用 8 GB</w:t>
+              <w:t>通过系统目录选择器选择待审核材料目录</w:t>
             </w:r>
           </w:p>
         </w:tc>
@@ -421,85 +322,62 @@
       <w:tr>
         <w:tc>
           <w:tcPr>
-            <w:tcW w:type="dxa" w:w="1843"/>
+            <w:tcW w:type="dxa" w:w="2160"/>
             <w:vAlign w:val="center"/>
+            <w:tcBorders>
+              <w:top w:val="single" w:sz="6" w:color="D9D9D9"/>
+              <w:left w:val="single" w:sz="6" w:color="D9D9D9"/>
+              <w:bottom w:val="single" w:sz="6" w:color="D9D9D9"/>
+              <w:right w:val="single" w:sz="6" w:color="D9D9D9"/>
+              <w:insideH w:val="single" w:sz="6" w:color="D9D9D9"/>
+              <w:insideV w:val="single" w:sz="6" w:color="D9D9D9"/>
+            </w:tcBorders>
             <w:tcMar>
               <w:top w:w="120" w:type="dxa"/>
-              <w:start w:w="140" w:type="dxa"/>
+              <w:left w:w="120" w:type="dxa"/>
               <w:bottom w:w="120" w:type="dxa"/>
-              <w:end w:w="140" w:type="dxa"/>
+              <w:right w:w="120" w:type="dxa"/>
             </w:tcMar>
-            <w:shd w:fill="EEF4F8"/>
+            <w:shd w:fill="EAF2F8"/>
           </w:tcPr>
           <w:p>
             <w:pPr>
               <w:spacing w:after="0" w:line="264" w:lineRule="auto"/>
-              <w:jc w:val="center"/>
             </w:pPr>
             <w:r>
               <w:rPr>
-                <w:rFonts w:ascii="Arial" w:hAnsi="Arial" w:eastAsia="PingFang SC"/>
-                <w:b/>
+                <w:rFonts w:ascii="PingFang SC" w:hAnsi="PingFang SC" w:eastAsia="PingFang SC"/>
+                <w:b w:val="0"/>
                 <w:color w:val="000000"/>
-                <w:sz w:val="20"/>
+                <w:sz w:val="21"/>
               </w:rPr>
-              <w:t>可用磁盘</w:t>
+              <w:t>输出</w:t>
             </w:r>
           </w:p>
         </w:tc>
         <w:tc>
           <w:tcPr>
-            <w:tcW w:type="dxa" w:w="3672"/>
+            <w:tcW w:type="dxa" w:w="7344"/>
             <w:vAlign w:val="center"/>
+            <w:tcBorders>
+              <w:top w:val="single" w:sz="6" w:color="D9D9D9"/>
+              <w:left w:val="single" w:sz="6" w:color="D9D9D9"/>
+              <w:bottom w:val="single" w:sz="6" w:color="D9D9D9"/>
+              <w:right w:val="single" w:sz="6" w:color="D9D9D9"/>
+              <w:insideH w:val="single" w:sz="6" w:color="D9D9D9"/>
+              <w:insideV w:val="single" w:sz="6" w:color="D9D9D9"/>
+            </w:tcBorders>
             <w:tcMar>
               <w:top w:w="120" w:type="dxa"/>
-              <w:start w:w="140" w:type="dxa"/>
+              <w:left w:w="120" w:type="dxa"/>
               <w:bottom w:w="120" w:type="dxa"/>
-              <w:end w:w="140" w:type="dxa"/>
+              <w:right w:w="120" w:type="dxa"/>
             </w:tcMar>
-            <w:shd w:fill="EEF4F8"/>
+            <w:shd w:fill="EAF2F8"/>
           </w:tcPr>
           <w:p>
-            <w:pPr>
-              <w:spacing w:after="0" w:line="264" w:lineRule="auto"/>
-              <w:jc w:val="left"/>
-            </w:pPr>
             <w:r>
-              <w:rPr>
-                <w:rFonts w:ascii="Arial" w:hAnsi="Arial" w:eastAsia="PingFang SC"/>
-                <w:b w:val="0"/>
-                <w:color w:val="000000"/>
-                <w:sz w:val="20"/>
-              </w:rPr>
-              <w:t>至少 10 GB</w:t>
-            </w:r>
-          </w:p>
-        </w:tc>
-        <w:tc>
-          <w:tcPr>
-            <w:tcW w:type="dxa" w:w="4061"/>
-            <w:vAlign w:val="center"/>
-            <w:tcMar>
-              <w:top w:w="120" w:type="dxa"/>
-              <w:start w:w="140" w:type="dxa"/>
-              <w:bottom w:w="120" w:type="dxa"/>
-              <w:end w:w="140" w:type="dxa"/>
-            </w:tcMar>
-            <w:shd w:fill="EEF4F8"/>
-          </w:tcPr>
-          <w:p>
-            <w:pPr>
-              <w:spacing w:after="0" w:line="264" w:lineRule="auto"/>
-              <w:jc w:val="left"/>
-            </w:pPr>
-            <w:r>
-              <w:rPr>
-                <w:rFonts w:ascii="Arial" w:hAnsi="Arial" w:eastAsia="PingFang SC"/>
-                <w:b w:val="0"/>
-                <w:color w:val="000000"/>
-                <w:sz w:val="20"/>
-              </w:rPr>
-              <w:t>还要留出存放原材料和审核结果的空间</w:t>
+              <w:t>输出位置固定为发布目录下的 outputs，每个任务独立保存</w:t>
             </w:r>
           </w:p>
         </w:tc>
@@ -507,257 +385,71 @@
       <w:tr>
         <w:tc>
           <w:tcPr>
-            <w:tcW w:type="dxa" w:w="1843"/>
+            <w:tcW w:type="dxa" w:w="2160"/>
             <w:vAlign w:val="center"/>
+            <w:tcBorders>
+              <w:top w:val="single" w:sz="6" w:color="D9D9D9"/>
+              <w:left w:val="single" w:sz="6" w:color="D9D9D9"/>
+              <w:bottom w:val="single" w:sz="6" w:color="D9D9D9"/>
+              <w:right w:val="single" w:sz="6" w:color="D9D9D9"/>
+              <w:insideH w:val="single" w:sz="6" w:color="D9D9D9"/>
+              <w:insideV w:val="single" w:sz="6" w:color="D9D9D9"/>
+            </w:tcBorders>
             <w:tcMar>
               <w:top w:w="120" w:type="dxa"/>
-              <w:start w:w="140" w:type="dxa"/>
+              <w:left w:w="120" w:type="dxa"/>
               <w:bottom w:w="120" w:type="dxa"/>
-              <w:end w:w="140" w:type="dxa"/>
+              <w:right w:w="120" w:type="dxa"/>
             </w:tcMar>
             <w:shd w:fill="FFFFFF"/>
           </w:tcPr>
           <w:p>
             <w:pPr>
               <w:spacing w:after="0" w:line="264" w:lineRule="auto"/>
-              <w:jc w:val="center"/>
             </w:pPr>
             <w:r>
               <w:rPr>
-                <w:rFonts w:ascii="Arial" w:hAnsi="Arial" w:eastAsia="PingFang SC"/>
-                <w:b/>
+                <w:rFonts w:ascii="PingFang SC" w:hAnsi="PingFang SC" w:eastAsia="PingFang SC"/>
+                <w:b w:val="0"/>
                 <w:color w:val="000000"/>
-                <w:sz w:val="20"/>
+                <w:sz w:val="21"/>
               </w:rPr>
-              <w:t>Python</w:t>
+              <w:t>网络</w:t>
             </w:r>
           </w:p>
         </w:tc>
         <w:tc>
           <w:tcPr>
-            <w:tcW w:type="dxa" w:w="3672"/>
+            <w:tcW w:type="dxa" w:w="7344"/>
             <w:vAlign w:val="center"/>
+            <w:tcBorders>
+              <w:top w:val="single" w:sz="6" w:color="D9D9D9"/>
+              <w:left w:val="single" w:sz="6" w:color="D9D9D9"/>
+              <w:bottom w:val="single" w:sz="6" w:color="D9D9D9"/>
+              <w:right w:val="single" w:sz="6" w:color="D9D9D9"/>
+              <w:insideH w:val="single" w:sz="6" w:color="D9D9D9"/>
+              <w:insideV w:val="single" w:sz="6" w:color="D9D9D9"/>
+            </w:tcBorders>
             <w:tcMar>
               <w:top w:w="120" w:type="dxa"/>
-              <w:start w:w="140" w:type="dxa"/>
+              <w:left w:w="120" w:type="dxa"/>
               <w:bottom w:w="120" w:type="dxa"/>
-              <w:end w:w="140" w:type="dxa"/>
+              <w:right w:w="120" w:type="dxa"/>
             </w:tcMar>
             <w:shd w:fill="FFFFFF"/>
           </w:tcPr>
           <w:p>
             <w:pPr>
               <w:spacing w:after="0" w:line="264" w:lineRule="auto"/>
-              <w:jc w:val="left"/>
             </w:pPr>
             <w:r>
               <w:rPr>
-                <w:rFonts w:ascii="Arial" w:hAnsi="Arial" w:eastAsia="PingFang SC"/>
+                <w:rFonts w:ascii="PingFang SC" w:hAnsi="PingFang SC" w:eastAsia="PingFang SC"/>
                 <w:b w:val="0"/>
                 <w:color w:val="000000"/>
-                <w:sz w:val="20"/>
+                <w:sz w:val="21"/>
               </w:rPr>
-              <w:t>Python 3.11 或更高版本</w:t>
-            </w:r>
-          </w:p>
-        </w:tc>
-        <w:tc>
-          <w:tcPr>
-            <w:tcW w:type="dxa" w:w="4061"/>
-            <w:vAlign w:val="center"/>
-            <w:tcMar>
-              <w:top w:w="120" w:type="dxa"/>
-              <w:start w:w="140" w:type="dxa"/>
-              <w:bottom w:w="120" w:type="dxa"/>
-              <w:end w:w="140" w:type="dxa"/>
-            </w:tcMar>
-            <w:shd w:fill="FFFFFF"/>
-          </w:tcPr>
-          <w:p>
-            <w:pPr>
-              <w:spacing w:after="0" w:line="264" w:lineRule="auto"/>
-              <w:jc w:val="left"/>
-            </w:pPr>
-            <w:r>
-              <w:rPr>
-                <w:rFonts w:ascii="Arial" w:hAnsi="Arial" w:eastAsia="PingFang SC"/>
-                <w:b w:val="0"/>
-                <w:color w:val="000000"/>
-                <w:sz w:val="20"/>
-              </w:rPr>
-              <w:t>安装时勾选 Add Python to PATH</w:t>
-            </w:r>
-          </w:p>
-        </w:tc>
-      </w:tr>
-      <w:tr>
-        <w:tc>
-          <w:tcPr>
-            <w:tcW w:type="dxa" w:w="1843"/>
-            <w:vAlign w:val="center"/>
-            <w:tcMar>
-              <w:top w:w="120" w:type="dxa"/>
-              <w:start w:w="140" w:type="dxa"/>
-              <w:bottom w:w="120" w:type="dxa"/>
-              <w:end w:w="140" w:type="dxa"/>
-            </w:tcMar>
-            <w:shd w:fill="EEF4F8"/>
-          </w:tcPr>
-          <w:p>
-            <w:pPr>
-              <w:spacing w:after="0" w:line="264" w:lineRule="auto"/>
-              <w:jc w:val="center"/>
-            </w:pPr>
-            <w:r>
-              <w:rPr>
-                <w:rFonts w:ascii="Arial" w:hAnsi="Arial" w:eastAsia="PingFang SC"/>
-                <w:b/>
-                <w:color w:val="000000"/>
-                <w:sz w:val="20"/>
-              </w:rPr>
-              <w:t>LibreOffice</w:t>
-            </w:r>
-          </w:p>
-        </w:tc>
-        <w:tc>
-          <w:tcPr>
-            <w:tcW w:type="dxa" w:w="3672"/>
-            <w:vAlign w:val="center"/>
-            <w:tcMar>
-              <w:top w:w="120" w:type="dxa"/>
-              <w:start w:w="140" w:type="dxa"/>
-              <w:bottom w:w="120" w:type="dxa"/>
-              <w:end w:w="140" w:type="dxa"/>
-            </w:tcMar>
-            <w:shd w:fill="EEF4F8"/>
-          </w:tcPr>
-          <w:p>
-            <w:pPr>
-              <w:spacing w:after="0" w:line="264" w:lineRule="auto"/>
-              <w:jc w:val="left"/>
-            </w:pPr>
-            <w:r>
-              <w:rPr>
-                <w:rFonts w:ascii="Arial" w:hAnsi="Arial" w:eastAsia="PingFang SC"/>
-                <w:b w:val="0"/>
-                <w:color w:val="000000"/>
-                <w:sz w:val="20"/>
-              </w:rPr>
-              <w:t>64 位版本</w:t>
-            </w:r>
-          </w:p>
-        </w:tc>
-        <w:tc>
-          <w:tcPr>
-            <w:tcW w:type="dxa" w:w="4061"/>
-            <w:vAlign w:val="center"/>
-            <w:tcMar>
-              <w:top w:w="120" w:type="dxa"/>
-              <w:start w:w="140" w:type="dxa"/>
-              <w:bottom w:w="120" w:type="dxa"/>
-              <w:end w:w="140" w:type="dxa"/>
-            </w:tcMar>
-            <w:shd w:fill="EEF4F8"/>
-          </w:tcPr>
-          <w:p>
-            <w:pPr>
-              <w:spacing w:after="0" w:line="264" w:lineRule="auto"/>
-              <w:jc w:val="left"/>
-            </w:pPr>
-            <w:r>
-              <w:rPr>
-                <w:rFonts w:ascii="Arial" w:hAnsi="Arial" w:eastAsia="PingFang SC"/>
-                <w:b w:val="0"/>
-                <w:color w:val="000000"/>
-                <w:sz w:val="20"/>
-              </w:rPr>
-              <w:t>读取或转换 xls 和 et 文件时需要</w:t>
-            </w:r>
-          </w:p>
-        </w:tc>
-      </w:tr>
-      <w:tr>
-        <w:tc>
-          <w:tcPr>
-            <w:tcW w:type="dxa" w:w="1843"/>
-            <w:vAlign w:val="center"/>
-            <w:tcMar>
-              <w:top w:w="120" w:type="dxa"/>
-              <w:start w:w="140" w:type="dxa"/>
-              <w:bottom w:w="120" w:type="dxa"/>
-              <w:end w:w="140" w:type="dxa"/>
-            </w:tcMar>
-            <w:shd w:fill="FFFFFF"/>
-          </w:tcPr>
-          <w:p>
-            <w:pPr>
-              <w:spacing w:after="0" w:line="264" w:lineRule="auto"/>
-              <w:jc w:val="center"/>
-            </w:pPr>
-            <w:r>
-              <w:rPr>
-                <w:rFonts w:ascii="Arial" w:hAnsi="Arial" w:eastAsia="PingFang SC"/>
-                <w:b/>
-                <w:color w:val="000000"/>
-                <w:sz w:val="20"/>
-              </w:rPr>
-              <w:t>网络和显卡</w:t>
-            </w:r>
-          </w:p>
-        </w:tc>
-        <w:tc>
-          <w:tcPr>
-            <w:tcW w:type="dxa" w:w="3672"/>
-            <w:vAlign w:val="center"/>
-            <w:tcMar>
-              <w:top w:w="120" w:type="dxa"/>
-              <w:start w:w="140" w:type="dxa"/>
-              <w:bottom w:w="120" w:type="dxa"/>
-              <w:end w:w="140" w:type="dxa"/>
-            </w:tcMar>
-            <w:shd w:fill="FFFFFF"/>
-          </w:tcPr>
-          <w:p>
-            <w:pPr>
-              <w:spacing w:after="0" w:line="264" w:lineRule="auto"/>
-              <w:jc w:val="left"/>
-            </w:pPr>
-            <w:r>
-              <w:rPr>
-                <w:rFonts w:ascii="Arial" w:hAnsi="Arial" w:eastAsia="PingFang SC"/>
-                <w:b w:val="0"/>
-                <w:color w:val="000000"/>
-                <w:sz w:val="20"/>
-              </w:rPr>
-              <w:t>不需要联网，不需要独立显卡</w:t>
-            </w:r>
-          </w:p>
-        </w:tc>
-        <w:tc>
-          <w:tcPr>
-            <w:tcW w:type="dxa" w:w="4061"/>
-            <w:vAlign w:val="center"/>
-            <w:tcMar>
-              <w:top w:w="120" w:type="dxa"/>
-              <w:start w:w="140" w:type="dxa"/>
-              <w:bottom w:w="120" w:type="dxa"/>
-              <w:end w:w="140" w:type="dxa"/>
-            </w:tcMar>
-            <w:shd w:fill="FFFFFF"/>
-          </w:tcPr>
-          <w:p>
-            <w:pPr>
-              <w:spacing w:after="0" w:line="264" w:lineRule="auto"/>
-              <w:jc w:val="left"/>
-            </w:pPr>
-            <w:r>
-              <w:rPr>
-                <w:rFonts w:ascii="Arial" w:hAnsi="Arial" w:eastAsia="PingFang SC"/>
-                <w:b w:val="0"/>
-                <w:color w:val="000000"/>
-                <w:sz w:val="20"/>
-              </w:rPr>
-              <w:t>程序在本机离线运行</w:t>
+              <w:t>完全离线，只监听本机 127.0.0.1</w:t>
             </w:r>
           </w:p>
         </w:tc>
@@ -766,108 +458,225 @@
     <w:p>
       <w:pPr>
         <w:pStyle w:val="Heading1"/>
+        <w:keepNext/>
+        <w:keepLines/>
+        <w:spacing w:before="280" w:after="120"/>
       </w:pPr>
       <w:r>
-        <w:t>二 第一次使用前准备</w:t>
+        <w:t>一 启动审核器</w:t>
       </w:r>
     </w:p>
     <w:p>
       <w:pPr>
-        <w:spacing w:after="140" w:line="288" w:lineRule="auto"/>
-        <w:ind w:left="72" w:hanging="72"/>
+        <w:spacing w:after="80" w:line="283" w:lineRule="auto"/>
+        <w:ind w:left="259" w:hanging="259"/>
       </w:pPr>
       <w:r>
         <w:rPr>
-          <w:rFonts w:ascii="Arial" w:hAnsi="Arial" w:eastAsia="PingFang SC"/>
-          <w:b/>
-          <w:color w:val="1F4E78"/>
+          <w:rFonts w:ascii="PingFang SC" w:hAnsi="PingFang SC" w:eastAsia="PingFang SC"/>
+          <w:b w:val="0"/>
+          <w:color w:val="000000"/>
           <w:sz w:val="23"/>
         </w:rPr>
-        <w:t xml:space="preserve">1  </w:t>
+        <w:t>1.  根据电脑选择并完整解压 Windows x64 或 macOS arm64 发布 ZIP。</w:t>
       </w:r>
+    </w:p>
+    <w:p>
+      <w:pPr>
+        <w:spacing w:after="80" w:line="283" w:lineRule="auto"/>
+        <w:ind w:left="259" w:hanging="259"/>
+      </w:pPr>
       <w:r>
         <w:rPr>
-          <w:rFonts w:ascii="Arial" w:hAnsi="Arial" w:eastAsia="PingFang SC"/>
+          <w:rFonts w:ascii="PingFang SC" w:hAnsi="PingFang SC" w:eastAsia="PingFang SC"/>
+          <w:b w:val="0"/>
+          <w:color w:val="000000"/>
+          <w:sz w:val="23"/>
+        </w:rPr>
+        <w:t>2.  确认启动脚本与 app、runtime、data、outputs 位于同一发布目录。</w:t>
+      </w:r>
+    </w:p>
+    <w:p>
+      <w:pPr>
+        <w:spacing w:after="80" w:line="283" w:lineRule="auto"/>
+        <w:ind w:left="259" w:hanging="259"/>
+      </w:pPr>
+      <w:r>
+        <w:rPr>
+          <w:rFonts w:ascii="PingFang SC" w:hAnsi="PingFang SC" w:eastAsia="PingFang SC"/>
+          <w:b w:val="0"/>
+          <w:color w:val="000000"/>
+          <w:sz w:val="23"/>
+        </w:rPr>
+        <w:t>3.  Windows 双击 启动审核器.bat；Apple Silicon macOS 双击 启动审核器.command。终端启动服务后，默认浏览器会打开任务中心。</w:t>
+      </w:r>
+    </w:p>
+    <w:p>
+      <w:pPr>
+        <w:spacing w:after="80" w:line="283" w:lineRule="auto"/>
+      </w:pPr>
+      <w:r>
+        <w:rPr>
+          <w:rFonts w:ascii="PingFang SC" w:hAnsi="PingFang SC" w:eastAsia="PingFang SC"/>
+          <w:b w:val="0"/>
+          <w:color w:val="000000"/>
+          <w:sz w:val="23"/>
+        </w:rPr>
+        <w:t>运行期间必须保持终端窗口打开。关闭浏览器不会停止审核；再次双击当前平台的启动脚本，只会重新打开已有页面。</w:t>
+      </w:r>
+    </w:p>
+    <w:p>
+      <w:pPr>
+        <w:spacing w:after="80" w:line="283" w:lineRule="auto"/>
+      </w:pPr>
+      <w:r>
+        <w:rPr>
+          <w:rFonts w:ascii="PingFang SC" w:hAnsi="PingFang SC" w:eastAsia="PingFang SC"/>
           <w:b/>
           <w:color w:val="000000"/>
           <w:sz w:val="23"/>
         </w:rPr>
-        <w:t xml:space="preserve">安装 Python  </w:t>
+        <w:t>移动要求：必须整体移动解压后的发布目录，不要只复制启动脚本，也不要混用其他版本的 app 或 runtime。</w:t>
       </w:r>
+    </w:p>
+    <w:p>
+      <w:pPr>
+        <w:pStyle w:val="Heading2"/>
+        <w:keepNext/>
+        <w:keepLines/>
+      </w:pPr>
+      <w:r>
+        <w:t>macOS 首次打开</w:t>
+      </w:r>
+    </w:p>
+    <w:p>
+      <w:pPr>
+        <w:spacing w:line="283" w:lineRule="auto" w:after="80"/>
+      </w:pPr>
+      <w:r>
+        <w:t>只有在已确认来源时，才可对具体解压目录解除 Gatekeeper 隔离标记并补充启动权限。下列示例假设目录位于“下载”，命令不得改为用户主目录或其他宽泛路径。</w:t>
+      </w:r>
+    </w:p>
+    <w:p>
+      <w:pPr>
+        <w:spacing w:line="283" w:lineRule="auto" w:after="80"/>
+        <w:ind w:left="360"/>
+      </w:pPr>
       <w:r>
         <w:rPr>
-          <w:rFonts w:ascii="Arial" w:hAnsi="Arial" w:eastAsia="PingFang SC"/>
+          <w:rFonts w:ascii="Menlo" w:hAnsi="Menlo"/>
+          <w:sz w:val="18"/>
+        </w:rPr>
+        <w:t>xattr -dr com.apple.quarantine "$HOME/Downloads/风控矩阵审核器-v2.0.0"</w:t>
+      </w:r>
+    </w:p>
+    <w:p>
+      <w:pPr>
+        <w:spacing w:line="283" w:lineRule="auto" w:after="80"/>
+        <w:ind w:left="360"/>
+      </w:pPr>
+      <w:r>
+        <w:rPr>
+          <w:rFonts w:ascii="Menlo" w:hAnsi="Menlo"/>
+          <w:sz w:val="18"/>
+        </w:rPr>
+        <w:t>chmod +x "$HOME/Downloads/风控矩阵审核器-v2.0.0/启动审核器.command"</w:t>
+      </w:r>
+    </w:p>
+    <w:p>
+      <w:pPr>
+        <w:pStyle w:val="Heading1"/>
+        <w:keepNext/>
+        <w:keepLines/>
+        <w:spacing w:before="280" w:after="120"/>
+      </w:pPr>
+      <w:r>
+        <w:t>二 创建审核任务</w:t>
+      </w:r>
+    </w:p>
+    <w:p>
+      <w:pPr>
+        <w:spacing w:after="80" w:line="283" w:lineRule="auto"/>
+        <w:ind w:left="259" w:hanging="259"/>
+      </w:pPr>
+      <w:r>
+        <w:rPr>
+          <w:rFonts w:ascii="PingFang SC" w:hAnsi="PingFang SC" w:eastAsia="PingFang SC"/>
           <w:b w:val="0"/>
           <w:color w:val="000000"/>
           <w:sz w:val="23"/>
         </w:rPr>
-        <w:t>安装 64 位 Python 3.11 或更高版本。安装时勾选 Add Python to PATH。</w:t>
+        <w:t>1.  在任务中心点击 选择输入目录。</w:t>
       </w:r>
     </w:p>
     <w:p>
       <w:pPr>
-        <w:spacing w:after="140" w:line="288" w:lineRule="auto"/>
-        <w:ind w:left="72" w:hanging="72"/>
+        <w:spacing w:after="80" w:line="283" w:lineRule="auto"/>
+        <w:ind w:left="259" w:hanging="259"/>
       </w:pPr>
       <w:r>
         <w:rPr>
-          <w:rFonts w:ascii="Arial" w:hAnsi="Arial" w:eastAsia="PingFang SC"/>
-          <w:b/>
-          <w:color w:val="1F4E78"/>
-          <w:sz w:val="23"/>
-        </w:rPr>
-        <w:t xml:space="preserve">2  </w:t>
-      </w:r>
-      <w:r>
-        <w:rPr>
-          <w:rFonts w:ascii="Arial" w:hAnsi="Arial" w:eastAsia="PingFang SC"/>
-          <w:b/>
-          <w:color w:val="000000"/>
-          <w:sz w:val="23"/>
-        </w:rPr>
-        <w:t xml:space="preserve">安装 LibreOffice  </w:t>
-      </w:r>
-      <w:r>
-        <w:rPr>
-          <w:rFonts w:ascii="Arial" w:hAnsi="Arial" w:eastAsia="PingFang SC"/>
+          <w:rFonts w:ascii="PingFang SC" w:hAnsi="PingFang SC" w:eastAsia="PingFang SC"/>
           <w:b w:val="0"/>
           <w:color w:val="000000"/>
           <w:sz w:val="23"/>
         </w:rPr>
-        <w:t>按默认设置安装 64 位 LibreOffice。材料中有 xls 或 et 文件时必须安装。</w:t>
+        <w:t>2.  在当前操作系统的目录选择器中选择待审核材料。</w:t>
       </w:r>
     </w:p>
     <w:p>
       <w:pPr>
-        <w:spacing w:after="140" w:line="288" w:lineRule="auto"/>
-        <w:ind w:left="72" w:hanging="72"/>
+        <w:spacing w:after="80" w:line="283" w:lineRule="auto"/>
+        <w:ind w:left="259" w:hanging="259"/>
       </w:pPr>
       <w:r>
         <w:rPr>
-          <w:rFonts w:ascii="Arial" w:hAnsi="Arial" w:eastAsia="PingFang SC"/>
-          <w:b/>
-          <w:color w:val="1F4E78"/>
-          <w:sz w:val="23"/>
-        </w:rPr>
-        <w:t xml:space="preserve">3  </w:t>
-      </w:r>
-      <w:r>
-        <w:rPr>
-          <w:rFonts w:ascii="Arial" w:hAnsi="Arial" w:eastAsia="PingFang SC"/>
-          <w:b/>
-          <w:color w:val="000000"/>
-          <w:sz w:val="23"/>
-        </w:rPr>
-        <w:t xml:space="preserve">安装程序依赖  </w:t>
-      </w:r>
-      <w:r>
-        <w:rPr>
-          <w:rFonts w:ascii="Arial" w:hAnsi="Arial" w:eastAsia="PingFang SC"/>
+          <w:rFonts w:ascii="PingFang SC" w:hAnsi="PingFang SC" w:eastAsia="PingFang SC"/>
           <w:b w:val="0"/>
           <w:color w:val="000000"/>
           <w:sz w:val="23"/>
         </w:rPr>
-        <w:t>打开项目文件夹，在地址栏输入 cmd 后按回车，再执行下面的命令。</w:t>
+        <w:t>3.  核对输入路径和自动生成的任务名称，需要时修改任务名称。</w:t>
+      </w:r>
+    </w:p>
+    <w:p>
+      <w:pPr>
+        <w:spacing w:after="80" w:line="283" w:lineRule="auto"/>
+        <w:ind w:left="259" w:hanging="259"/>
+      </w:pPr>
+      <w:r>
+        <w:rPr>
+          <w:rFonts w:ascii="PingFang SC" w:hAnsi="PingFang SC" w:eastAsia="PingFang SC"/>
+          <w:b w:val="0"/>
+          <w:color w:val="000000"/>
+          <w:sz w:val="23"/>
+        </w:rPr>
+        <w:t>4.  点击 开始审核，进入任务详情查看运行状态。</w:t>
+      </w:r>
+    </w:p>
+    <w:p>
+      <w:pPr>
+        <w:spacing w:after="80" w:line="283" w:lineRule="auto"/>
+      </w:pPr>
+      <w:r>
+        <w:rPr>
+          <w:rFonts w:ascii="PingFang SC" w:hAnsi="PingFang SC" w:eastAsia="PingFang SC"/>
+          <w:b w:val="0"/>
+          <w:color w:val="000000"/>
+          <w:sz w:val="23"/>
+        </w:rPr>
+        <w:t>输出位置不需要选择，也不能改到其他位置。程序会在 outputs 中为任务创建唯一子目录；同名任务不会覆盖已有结果。原始输入材料不会被改写。</w:t>
+      </w:r>
+    </w:p>
+    <w:p>
+      <w:pPr>
+        <w:pStyle w:val="Heading1"/>
+        <w:keepNext/>
+        <w:keepLines/>
+        <w:spacing w:before="280" w:after="120"/>
+      </w:pPr>
+      <w:r>
+        <w:t>三 查看进度和结果</w:t>
       </w:r>
     </w:p>
     <w:tbl>
@@ -876,42 +685,367 @@
         <w:jc w:val="center"/>
         <w:tblLayout w:type="fixed"/>
         <w:tblLook w:firstColumn="1" w:firstRow="1" w:lastColumn="0" w:lastRow="0" w:noHBand="0" w:noVBand="1" w:val="04A0"/>
-        <w:tblBorders>
-          <w:top w:val="single" w:sz="6" w:color="D9D9D9"/>
-          <w:left w:val="single" w:sz="6" w:color="D9D9D9"/>
-          <w:bottom w:val="single" w:sz="6" w:color="D9D9D9"/>
-          <w:right w:val="single" w:sz="6" w:color="D9D9D9"/>
-          <w:insideH w:val="single" w:sz="6" w:color="D9D9D9"/>
-          <w:insideV w:val="single" w:sz="6" w:color="D9D9D9"/>
-        </w:tblBorders>
       </w:tblPr>
       <w:tblGrid>
-        <w:gridCol w:w="9878"/>
+        <w:gridCol w:w="4896"/>
+        <w:gridCol w:w="4896"/>
       </w:tblGrid>
       <w:tr>
         <w:tc>
           <w:tcPr>
-            <w:tcW w:type="dxa" w:w="9576"/>
+            <w:tcW w:type="dxa" w:w="2160"/>
             <w:vAlign w:val="center"/>
-            <w:shd w:fill="F5F7F9"/>
+            <w:tcBorders>
+              <w:top w:val="single" w:sz="6" w:color="D9D9D9"/>
+              <w:left w:val="single" w:sz="6" w:color="D9D9D9"/>
+              <w:bottom w:val="single" w:sz="6" w:color="D9D9D9"/>
+              <w:right w:val="single" w:sz="6" w:color="D9D9D9"/>
+              <w:insideH w:val="single" w:sz="6" w:color="D9D9D9"/>
+              <w:insideV w:val="single" w:sz="6" w:color="D9D9D9"/>
+            </w:tcBorders>
             <w:tcMar>
-              <w:top w:w="180" w:type="dxa"/>
-              <w:start w:w="220" w:type="dxa"/>
-              <w:bottom w:w="180" w:type="dxa"/>
-              <w:end w:w="220" w:type="dxa"/>
+              <w:top w:w="120" w:type="dxa"/>
+              <w:left w:w="120" w:type="dxa"/>
+              <w:bottom w:w="120" w:type="dxa"/>
+              <w:right w:w="120" w:type="dxa"/>
             </w:tcMar>
+            <w:shd w:fill="173A5E"/>
           </w:tcPr>
           <w:p>
             <w:pPr>
-              <w:spacing w:after="0"/>
+              <w:spacing w:after="0" w:line="264" w:lineRule="auto"/>
             </w:pPr>
             <w:r>
               <w:rPr>
                 <w:rFonts w:ascii="PingFang SC" w:hAnsi="PingFang SC" w:eastAsia="PingFang SC"/>
-                <w:color w:val="202020"/>
+                <w:b/>
+                <w:color w:val="FFFFFF"/>
                 <w:sz w:val="21"/>
               </w:rPr>
-              <w:t>python -m pip install -r requirements.txt</w:t>
+              <w:t>状态</w:t>
+            </w:r>
+          </w:p>
+        </w:tc>
+        <w:tc>
+          <w:tcPr>
+            <w:tcW w:type="dxa" w:w="7344"/>
+            <w:vAlign w:val="center"/>
+            <w:tcBorders>
+              <w:top w:val="single" w:sz="6" w:color="D9D9D9"/>
+              <w:left w:val="single" w:sz="6" w:color="D9D9D9"/>
+              <w:bottom w:val="single" w:sz="6" w:color="D9D9D9"/>
+              <w:right w:val="single" w:sz="6" w:color="D9D9D9"/>
+              <w:insideH w:val="single" w:sz="6" w:color="D9D9D9"/>
+              <w:insideV w:val="single" w:sz="6" w:color="D9D9D9"/>
+            </w:tcBorders>
+            <w:tcMar>
+              <w:top w:w="120" w:type="dxa"/>
+              <w:left w:w="120" w:type="dxa"/>
+              <w:bottom w:w="120" w:type="dxa"/>
+              <w:right w:w="120" w:type="dxa"/>
+            </w:tcMar>
+            <w:shd w:fill="173A5E"/>
+          </w:tcPr>
+          <w:p>
+            <w:pPr>
+              <w:spacing w:after="0" w:line="264" w:lineRule="auto"/>
+            </w:pPr>
+            <w:r>
+              <w:rPr>
+                <w:rFonts w:ascii="PingFang SC" w:hAnsi="PingFang SC" w:eastAsia="PingFang SC"/>
+                <w:b/>
+                <w:color w:val="FFFFFF"/>
+                <w:sz w:val="21"/>
+              </w:rPr>
+              <w:t>含义和处理</w:t>
+            </w:r>
+          </w:p>
+        </w:tc>
+      </w:tr>
+      <w:tr>
+        <w:tc>
+          <w:tcPr>
+            <w:tcW w:type="dxa" w:w="2160"/>
+            <w:vAlign w:val="center"/>
+            <w:tcBorders>
+              <w:top w:val="single" w:sz="6" w:color="D9D9D9"/>
+              <w:left w:val="single" w:sz="6" w:color="D9D9D9"/>
+              <w:bottom w:val="single" w:sz="6" w:color="D9D9D9"/>
+              <w:right w:val="single" w:sz="6" w:color="D9D9D9"/>
+              <w:insideH w:val="single" w:sz="6" w:color="D9D9D9"/>
+              <w:insideV w:val="single" w:sz="6" w:color="D9D9D9"/>
+            </w:tcBorders>
+            <w:tcMar>
+              <w:top w:w="120" w:type="dxa"/>
+              <w:left w:w="120" w:type="dxa"/>
+              <w:bottom w:w="120" w:type="dxa"/>
+              <w:right w:w="120" w:type="dxa"/>
+            </w:tcMar>
+            <w:shd w:fill="FFFFFF"/>
+          </w:tcPr>
+          <w:p>
+            <w:pPr>
+              <w:spacing w:after="0" w:line="264" w:lineRule="auto"/>
+            </w:pPr>
+            <w:r>
+              <w:rPr>
+                <w:rFonts w:ascii="PingFang SC" w:hAnsi="PingFang SC" w:eastAsia="PingFang SC"/>
+                <w:b w:val="0"/>
+                <w:color w:val="000000"/>
+                <w:sz w:val="21"/>
+              </w:rPr>
+              <w:t>排队或运行</w:t>
+            </w:r>
+          </w:p>
+        </w:tc>
+        <w:tc>
+          <w:tcPr>
+            <w:tcW w:type="dxa" w:w="7344"/>
+            <w:vAlign w:val="center"/>
+            <w:tcBorders>
+              <w:top w:val="single" w:sz="6" w:color="D9D9D9"/>
+              <w:left w:val="single" w:sz="6" w:color="D9D9D9"/>
+              <w:bottom w:val="single" w:sz="6" w:color="D9D9D9"/>
+              <w:right w:val="single" w:sz="6" w:color="D9D9D9"/>
+              <w:insideH w:val="single" w:sz="6" w:color="D9D9D9"/>
+              <w:insideV w:val="single" w:sz="6" w:color="D9D9D9"/>
+            </w:tcBorders>
+            <w:tcMar>
+              <w:top w:w="120" w:type="dxa"/>
+              <w:left w:w="120" w:type="dxa"/>
+              <w:bottom w:w="120" w:type="dxa"/>
+              <w:right w:w="120" w:type="dxa"/>
+            </w:tcMar>
+            <w:shd w:fill="FFFFFF"/>
+          </w:tcPr>
+          <w:p>
+            <w:pPr>
+              <w:spacing w:after="0" w:line="264" w:lineRule="auto"/>
+            </w:pPr>
+            <w:r>
+              <w:rPr>
+                <w:rFonts w:ascii="PingFang SC" w:hAnsi="PingFang SC" w:eastAsia="PingFang SC"/>
+                <w:b w:val="0"/>
+                <w:color w:val="000000"/>
+                <w:sz w:val="21"/>
+              </w:rPr>
+              <w:t>任务尚未结束，可查看当前阶段、进度和警告。</w:t>
+            </w:r>
+          </w:p>
+        </w:tc>
+      </w:tr>
+      <w:tr>
+        <w:tc>
+          <w:tcPr>
+            <w:tcW w:type="dxa" w:w="2160"/>
+            <w:vAlign w:val="center"/>
+            <w:tcBorders>
+              <w:top w:val="single" w:sz="6" w:color="D9D9D9"/>
+              <w:left w:val="single" w:sz="6" w:color="D9D9D9"/>
+              <w:bottom w:val="single" w:sz="6" w:color="D9D9D9"/>
+              <w:right w:val="single" w:sz="6" w:color="D9D9D9"/>
+              <w:insideH w:val="single" w:sz="6" w:color="D9D9D9"/>
+              <w:insideV w:val="single" w:sz="6" w:color="D9D9D9"/>
+            </w:tcBorders>
+            <w:tcMar>
+              <w:top w:w="120" w:type="dxa"/>
+              <w:left w:w="120" w:type="dxa"/>
+              <w:bottom w:w="120" w:type="dxa"/>
+              <w:right w:w="120" w:type="dxa"/>
+            </w:tcMar>
+            <w:shd w:fill="EAF2F8"/>
+          </w:tcPr>
+          <w:p>
+            <w:pPr>
+              <w:spacing w:after="0" w:line="264" w:lineRule="auto"/>
+            </w:pPr>
+            <w:r>
+              <w:rPr>
+                <w:rFonts w:ascii="PingFang SC" w:hAnsi="PingFang SC" w:eastAsia="PingFang SC"/>
+                <w:b w:val="0"/>
+                <w:color w:val="000000"/>
+                <w:sz w:val="21"/>
+              </w:rPr>
+              <w:t>完成</w:t>
+            </w:r>
+          </w:p>
+        </w:tc>
+        <w:tc>
+          <w:tcPr>
+            <w:tcW w:type="dxa" w:w="7344"/>
+            <w:vAlign w:val="center"/>
+            <w:tcBorders>
+              <w:top w:val="single" w:sz="6" w:color="D9D9D9"/>
+              <w:left w:val="single" w:sz="6" w:color="D9D9D9"/>
+              <w:bottom w:val="single" w:sz="6" w:color="D9D9D9"/>
+              <w:right w:val="single" w:sz="6" w:color="D9D9D9"/>
+              <w:insideH w:val="single" w:sz="6" w:color="D9D9D9"/>
+              <w:insideV w:val="single" w:sz="6" w:color="D9D9D9"/>
+            </w:tcBorders>
+            <w:tcMar>
+              <w:top w:w="120" w:type="dxa"/>
+              <w:left w:w="120" w:type="dxa"/>
+              <w:bottom w:w="120" w:type="dxa"/>
+              <w:right w:w="120" w:type="dxa"/>
+            </w:tcMar>
+            <w:shd w:fill="EAF2F8"/>
+          </w:tcPr>
+          <w:p>
+            <w:pPr>
+              <w:spacing w:after="0" w:line="264" w:lineRule="auto"/>
+            </w:pPr>
+            <w:r>
+              <w:rPr>
+                <w:rFonts w:ascii="PingFang SC" w:hAnsi="PingFang SC" w:eastAsia="PingFang SC"/>
+                <w:b w:val="0"/>
+                <w:color w:val="000000"/>
+                <w:sz w:val="21"/>
+              </w:rPr>
+              <w:t>可打开输出目录、审核统计表和集中复核结果。</w:t>
+            </w:r>
+          </w:p>
+        </w:tc>
+      </w:tr>
+      <w:tr>
+        <w:tc>
+          <w:tcPr>
+            <w:tcW w:type="dxa" w:w="2160"/>
+            <w:vAlign w:val="center"/>
+            <w:tcBorders>
+              <w:top w:val="single" w:sz="6" w:color="D9D9D9"/>
+              <w:left w:val="single" w:sz="6" w:color="D9D9D9"/>
+              <w:bottom w:val="single" w:sz="6" w:color="D9D9D9"/>
+              <w:right w:val="single" w:sz="6" w:color="D9D9D9"/>
+              <w:insideH w:val="single" w:sz="6" w:color="D9D9D9"/>
+              <w:insideV w:val="single" w:sz="6" w:color="D9D9D9"/>
+            </w:tcBorders>
+            <w:tcMar>
+              <w:top w:w="120" w:type="dxa"/>
+              <w:left w:w="120" w:type="dxa"/>
+              <w:bottom w:w="120" w:type="dxa"/>
+              <w:right w:w="120" w:type="dxa"/>
+            </w:tcMar>
+            <w:shd w:fill="FFFFFF"/>
+          </w:tcPr>
+          <w:p>
+            <w:pPr>
+              <w:spacing w:after="0" w:line="264" w:lineRule="auto"/>
+            </w:pPr>
+            <w:r>
+              <w:rPr>
+                <w:rFonts w:ascii="PingFang SC" w:hAnsi="PingFang SC" w:eastAsia="PingFang SC"/>
+                <w:b w:val="0"/>
+                <w:color w:val="000000"/>
+                <w:sz w:val="21"/>
+              </w:rPr>
+              <w:t>失败</w:t>
+            </w:r>
+          </w:p>
+        </w:tc>
+        <w:tc>
+          <w:tcPr>
+            <w:tcW w:type="dxa" w:w="7344"/>
+            <w:vAlign w:val="center"/>
+            <w:tcBorders>
+              <w:top w:val="single" w:sz="6" w:color="D9D9D9"/>
+              <w:left w:val="single" w:sz="6" w:color="D9D9D9"/>
+              <w:bottom w:val="single" w:sz="6" w:color="D9D9D9"/>
+              <w:right w:val="single" w:sz="6" w:color="D9D9D9"/>
+              <w:insideH w:val="single" w:sz="6" w:color="D9D9D9"/>
+              <w:insideV w:val="single" w:sz="6" w:color="D9D9D9"/>
+            </w:tcBorders>
+            <w:tcMar>
+              <w:top w:w="120" w:type="dxa"/>
+              <w:left w:w="120" w:type="dxa"/>
+              <w:bottom w:w="120" w:type="dxa"/>
+              <w:right w:w="120" w:type="dxa"/>
+            </w:tcMar>
+            <w:shd w:fill="FFFFFF"/>
+          </w:tcPr>
+          <w:p>
+            <w:pPr>
+              <w:spacing w:after="0" w:line="264" w:lineRule="auto"/>
+            </w:pPr>
+            <w:r>
+              <w:rPr>
+                <w:rFonts w:ascii="PingFang SC" w:hAnsi="PingFang SC" w:eastAsia="PingFang SC"/>
+                <w:b w:val="0"/>
+                <w:color w:val="000000"/>
+                <w:sz w:val="21"/>
+              </w:rPr>
+              <w:t>先查看任务详情中的错误，再检查 data/logs 日志。</w:t>
+            </w:r>
+          </w:p>
+        </w:tc>
+      </w:tr>
+      <w:tr>
+        <w:tc>
+          <w:tcPr>
+            <w:tcW w:type="dxa" w:w="2160"/>
+            <w:vAlign w:val="center"/>
+            <w:tcBorders>
+              <w:top w:val="single" w:sz="6" w:color="D9D9D9"/>
+              <w:left w:val="single" w:sz="6" w:color="D9D9D9"/>
+              <w:bottom w:val="single" w:sz="6" w:color="D9D9D9"/>
+              <w:right w:val="single" w:sz="6" w:color="D9D9D9"/>
+              <w:insideH w:val="single" w:sz="6" w:color="D9D9D9"/>
+              <w:insideV w:val="single" w:sz="6" w:color="D9D9D9"/>
+            </w:tcBorders>
+            <w:tcMar>
+              <w:top w:w="120" w:type="dxa"/>
+              <w:left w:w="120" w:type="dxa"/>
+              <w:bottom w:w="120" w:type="dxa"/>
+              <w:right w:w="120" w:type="dxa"/>
+            </w:tcMar>
+            <w:shd w:fill="EAF2F8"/>
+          </w:tcPr>
+          <w:p>
+            <w:pPr>
+              <w:spacing w:after="0" w:line="264" w:lineRule="auto"/>
+            </w:pPr>
+            <w:r>
+              <w:rPr>
+                <w:rFonts w:ascii="PingFang SC" w:hAnsi="PingFang SC" w:eastAsia="PingFang SC"/>
+                <w:b w:val="0"/>
+                <w:color w:val="000000"/>
+                <w:sz w:val="21"/>
+              </w:rPr>
+              <w:t>已取消</w:t>
+            </w:r>
+          </w:p>
+        </w:tc>
+        <w:tc>
+          <w:tcPr>
+            <w:tcW w:type="dxa" w:w="7344"/>
+            <w:vAlign w:val="center"/>
+            <w:tcBorders>
+              <w:top w:val="single" w:sz="6" w:color="D9D9D9"/>
+              <w:left w:val="single" w:sz="6" w:color="D9D9D9"/>
+              <w:bottom w:val="single" w:sz="6" w:color="D9D9D9"/>
+              <w:right w:val="single" w:sz="6" w:color="D9D9D9"/>
+              <w:insideH w:val="single" w:sz="6" w:color="D9D9D9"/>
+              <w:insideV w:val="single" w:sz="6" w:color="D9D9D9"/>
+            </w:tcBorders>
+            <w:tcMar>
+              <w:top w:w="120" w:type="dxa"/>
+              <w:left w:w="120" w:type="dxa"/>
+              <w:bottom w:w="120" w:type="dxa"/>
+              <w:right w:w="120" w:type="dxa"/>
+            </w:tcMar>
+            <w:shd w:fill="EAF2F8"/>
+          </w:tcPr>
+          <w:p>
+            <w:pPr>
+              <w:spacing w:after="0" w:line="264" w:lineRule="auto"/>
+            </w:pPr>
+            <w:r>
+              <w:rPr>
+                <w:rFonts w:ascii="PingFang SC" w:hAnsi="PingFang SC" w:eastAsia="PingFang SC"/>
+                <w:b w:val="0"/>
+                <w:color w:val="000000"/>
+                <w:sz w:val="21"/>
+              </w:rPr>
+              <w:t>任务已响应停止请求；已生成的中间内容以详情提示为准。</w:t>
             </w:r>
           </w:p>
         </w:tc>
@@ -919,272 +1053,328 @@
     </w:tbl>
     <w:p>
       <w:pPr>
-        <w:pStyle w:val="Heading1"/>
-      </w:pPr>
-      <w:r>
-        <w:t>三 准备输入和输出目录</w:t>
-      </w:r>
-    </w:p>
-    <w:p>
-      <w:pPr>
-        <w:spacing w:after="140" w:line="300" w:lineRule="auto"/>
+        <w:spacing w:after="80" w:line="283" w:lineRule="auto"/>
       </w:pPr>
       <w:r>
         <w:rPr>
-          <w:rFonts w:ascii="Arial" w:hAnsi="Arial" w:eastAsia="PingFang SC"/>
-          <w:b/>
-          <w:color w:val="000000"/>
-          <w:sz w:val="23"/>
-        </w:rPr>
-        <w:t>输入目录：</w:t>
-      </w:r>
-      <w:r>
-        <w:rPr>
-          <w:rFonts w:ascii="Arial" w:hAnsi="Arial" w:eastAsia="PingFang SC"/>
+          <w:rFonts w:ascii="PingFang SC" w:hAnsi="PingFang SC" w:eastAsia="PingFang SC"/>
           <w:b w:val="0"/>
           <w:color w:val="000000"/>
           <w:sz w:val="23"/>
         </w:rPr>
-        <w:t>存放本次需要审核的全部材料。可以包含单位或业务子文件夹。审核前请关闭正在打开的 Excel、WPS 或 Word 文件。</w:t>
-      </w:r>
-    </w:p>
-    <w:p>
-      <w:pPr>
-        <w:spacing w:after="180" w:line="300" w:lineRule="auto"/>
-      </w:pPr>
-      <w:r>
-        <w:rPr>
-          <w:rFonts w:ascii="Arial" w:hAnsi="Arial" w:eastAsia="PingFang SC"/>
-          <w:b/>
-          <w:color w:val="000000"/>
-          <w:sz w:val="23"/>
-        </w:rPr>
-        <w:t>输出目录：</w:t>
-      </w:r>
-      <w:r>
-        <w:rPr>
-          <w:rFonts w:ascii="Arial" w:hAnsi="Arial" w:eastAsia="PingFang SC"/>
-          <w:b w:val="0"/>
-          <w:color w:val="000000"/>
-          <w:sz w:val="23"/>
-        </w:rPr>
-        <w:t>用于保存审核后的副本和审核统计表。建议使用一个新的空文件夹，且不要放在输入目录里面。</w:t>
+        <w:t>关闭浏览器标签页不会停止审核。后台服务和任务继续在本机运行，再次双击启动脚本即可返回任务中心。</w:t>
       </w:r>
     </w:p>
     <w:p>
       <w:pPr>
         <w:pStyle w:val="Heading1"/>
+        <w:keepNext/>
+        <w:keepLines/>
+        <w:spacing w:before="280" w:after="120"/>
       </w:pPr>
       <w:r>
-        <w:t>四 开始审核</w:t>
+        <w:t>四 取消任务和退出</w:t>
       </w:r>
     </w:p>
     <w:p>
       <w:pPr>
-        <w:spacing w:after="120" w:line="300" w:lineRule="auto"/>
+        <w:spacing w:after="80" w:line="283" w:lineRule="auto"/>
       </w:pPr>
       <w:r>
         <w:rPr>
-          <w:rFonts w:ascii="Arial" w:hAnsi="Arial" w:eastAsia="PingFang SC"/>
+          <w:rFonts w:ascii="PingFang SC" w:hAnsi="PingFang SC" w:eastAsia="PingFang SC"/>
+          <w:b/>
+          <w:color w:val="000000"/>
+          <w:sz w:val="23"/>
+        </w:rPr>
+        <w:t>取消单个任务：</w:t>
+      </w:r>
+      <w:r>
+        <w:rPr>
+          <w:rFonts w:ascii="PingFang SC" w:hAnsi="PingFang SC" w:eastAsia="PingFang SC"/>
           <w:b w:val="0"/>
           <w:color w:val="000000"/>
           <w:sz w:val="23"/>
         </w:rPr>
-        <w:t>在项目文件夹的命令窗口中执行下面这一条命令。只需要把两个示例目录替换成自己的输入目录和输出目录。</w:t>
+        <w:t>在任务详情中点击取消，并等待状态更新。</w:t>
       </w:r>
-    </w:p>
-    <w:tbl>
-      <w:tblPr>
-        <w:tblW w:type="auto" w:w="0"/>
-        <w:jc w:val="center"/>
-        <w:tblLayout w:type="fixed"/>
-        <w:tblLook w:firstColumn="1" w:firstRow="1" w:lastColumn="0" w:lastRow="0" w:noHBand="0" w:noVBand="1" w:val="04A0"/>
-        <w:tblBorders>
-          <w:top w:val="single" w:sz="6" w:color="D9D9D9"/>
-          <w:left w:val="single" w:sz="6" w:color="D9D9D9"/>
-          <w:bottom w:val="single" w:sz="6" w:color="D9D9D9"/>
-          <w:right w:val="single" w:sz="6" w:color="D9D9D9"/>
-          <w:insideH w:val="single" w:sz="6" w:color="D9D9D9"/>
-          <w:insideV w:val="single" w:sz="6" w:color="D9D9D9"/>
-        </w:tblBorders>
-      </w:tblPr>
-      <w:tblGrid>
-        <w:gridCol w:w="9878"/>
-      </w:tblGrid>
-      <w:tr>
-        <w:tc>
-          <w:tcPr>
-            <w:tcW w:type="dxa" w:w="9576"/>
-            <w:vAlign w:val="center"/>
-            <w:shd w:fill="F5F7F9"/>
-            <w:tcMar>
-              <w:top w:w="180" w:type="dxa"/>
-              <w:start w:w="220" w:type="dxa"/>
-              <w:bottom w:w="180" w:type="dxa"/>
-              <w:end w:w="220" w:type="dxa"/>
-            </w:tcMar>
-          </w:tcPr>
-          <w:p>
-            <w:pPr>
-              <w:spacing w:after="0"/>
-            </w:pPr>
-            <w:r>
-              <w:rPr>
-                <w:rFonts w:ascii="PingFang SC" w:hAnsi="PingFang SC" w:eastAsia="PingFang SC"/>
-                <w:color w:val="202020"/>
-                <w:sz w:val="21"/>
-              </w:rPr>
-              <w:t>python run_audit.py audit --input "D:\待审核材料" --output "D:\审核结果"</w:t>
-            </w:r>
-          </w:p>
-        </w:tc>
-      </w:tr>
-    </w:tbl>
-    <w:p>
-      <w:pPr>
-        <w:spacing w:after="40"/>
-      </w:pPr>
     </w:p>
     <w:p>
       <w:pPr>
-        <w:spacing w:after="140" w:line="300" w:lineRule="auto"/>
+        <w:spacing w:after="80" w:line="283" w:lineRule="auto"/>
       </w:pPr>
       <w:r>
         <w:rPr>
-          <w:rFonts w:ascii="Arial" w:hAnsi="Arial" w:eastAsia="PingFang SC"/>
+          <w:rFonts w:ascii="PingFang SC" w:hAnsi="PingFang SC" w:eastAsia="PingFang SC"/>
           <w:b/>
           <w:color w:val="000000"/>
           <w:sz w:val="23"/>
         </w:rPr>
-        <w:t xml:space="preserve">--input </w:t>
+        <w:t>正常退出：</w:t>
       </w:r>
       <w:r>
         <w:rPr>
-          <w:rFonts w:ascii="Arial" w:hAnsi="Arial" w:eastAsia="PingFang SC"/>
+          <w:rFonts w:ascii="PingFang SC" w:hAnsi="PingFang SC" w:eastAsia="PingFang SC"/>
           <w:b w:val="0"/>
           <w:color w:val="000000"/>
           <w:sz w:val="23"/>
         </w:rPr>
-        <w:t>后面填写待审核材料所在文件夹。</w:t>
+        <w:t>点击页面中的退出审核器。若仍有任务，程序会先请求全部任务安全停止，再关闭本机服务。</w:t>
       </w:r>
     </w:p>
     <w:p>
       <w:pPr>
-        <w:spacing w:after="140" w:line="300" w:lineRule="auto"/>
+        <w:spacing w:after="80" w:line="283" w:lineRule="auto"/>
       </w:pPr>
       <w:r>
         <w:rPr>
-          <w:rFonts w:ascii="Arial" w:hAnsi="Arial" w:eastAsia="PingFang SC"/>
+          <w:rFonts w:ascii="PingFang SC" w:hAnsi="PingFang SC" w:eastAsia="PingFang SC"/>
           <w:b/>
           <w:color w:val="000000"/>
           <w:sz w:val="23"/>
         </w:rPr>
-        <w:t xml:space="preserve">--output </w:t>
+        <w:t>强制结束：页面无法访问且必须立即结束时，可关闭启动脚本打开的终端。程序会清理 Worker 和 LibreOffice 子进程；未完成任务在下次启动时会标记为意外中断。</w:t>
       </w:r>
+    </w:p>
+    <w:p>
+      <w:pPr>
+        <w:spacing w:after="80" w:line="283" w:lineRule="auto"/>
+      </w:pPr>
       <w:r>
         <w:rPr>
-          <w:rFonts w:ascii="Arial" w:hAnsi="Arial" w:eastAsia="PingFang SC"/>
+          <w:rFonts w:ascii="PingFang SC" w:hAnsi="PingFang SC" w:eastAsia="PingFang SC"/>
           <w:b w:val="0"/>
           <w:color w:val="000000"/>
           <w:sz w:val="23"/>
         </w:rPr>
-        <w:t>后面填写审核结果保存文件夹。</w:t>
-      </w:r>
-    </w:p>
-    <w:p>
-      <w:pPr>
-        <w:spacing w:after="160" w:line="300" w:lineRule="auto"/>
-      </w:pPr>
-      <w:r>
-        <w:rPr>
-          <w:rFonts w:ascii="Arial" w:hAnsi="Arial" w:eastAsia="PingFang SC"/>
-          <w:b w:val="0"/>
-          <w:color w:val="000000"/>
-          <w:sz w:val="23"/>
-        </w:rPr>
-        <w:t>目录中有中文或空格时，双引号必须保留。命令执行结束后，到输出目录查看审核副本和审核统计表。</w:t>
+        <w:t>不要把关闭浏览器当作退出，也不要在任务运行时删除或移动程序目录。</w:t>
       </w:r>
     </w:p>
     <w:p>
       <w:pPr>
         <w:pStyle w:val="Heading1"/>
+        <w:keepNext/>
+        <w:keepLines/>
+        <w:spacing w:before="280" w:after="120"/>
       </w:pPr>
       <w:r>
-        <w:t>五 常见提示</w:t>
+        <w:t>五 离线运行边界</w:t>
       </w:r>
     </w:p>
     <w:p>
       <w:pPr>
-        <w:spacing w:after="140" w:line="300" w:lineRule="auto"/>
+        <w:pStyle w:val="ListBullet"/>
+        <w:spacing w:after="40" w:line="269" w:lineRule="auto"/>
       </w:pPr>
       <w:r>
         <w:rPr>
-          <w:rFonts w:ascii="Arial" w:hAnsi="Arial" w:eastAsia="PingFang SC"/>
-          <w:b/>
-          <w:color w:val="000000"/>
-          <w:sz w:val="23"/>
-        </w:rPr>
-        <w:t>提示找不到 python：</w:t>
-      </w:r>
-      <w:r>
-        <w:rPr>
-          <w:rFonts w:ascii="Arial" w:hAnsi="Arial" w:eastAsia="PingFang SC"/>
+          <w:rFonts w:ascii="PingFang SC" w:hAnsi="PingFang SC" w:eastAsia="PingFang SC"/>
           <w:b w:val="0"/>
           <w:color w:val="000000"/>
           <w:sz w:val="23"/>
         </w:rPr>
-        <w:t>重新安装 Python，并确认安装时勾选 Add Python to PATH。</w:t>
+        <w:t>页面使用本地 HTML、CSS、JavaScript、Bootstrap 和图标字体，不引用在线 CDN。</w:t>
       </w:r>
     </w:p>
     <w:p>
       <w:pPr>
-        <w:spacing w:after="140" w:line="300" w:lineRule="auto"/>
+        <w:pStyle w:val="ListBullet"/>
+        <w:spacing w:after="40" w:line="269" w:lineRule="auto"/>
       </w:pPr>
       <w:r>
         <w:rPr>
-          <w:rFonts w:ascii="Arial" w:hAnsi="Arial" w:eastAsia="PingFang SC"/>
-          <w:b/>
-          <w:color w:val="000000"/>
-          <w:sz w:val="23"/>
-        </w:rPr>
-        <w:t>提示找不到目录：</w:t>
-      </w:r>
-      <w:r>
-        <w:rPr>
-          <w:rFonts w:ascii="Arial" w:hAnsi="Arial" w:eastAsia="PingFang SC"/>
+          <w:rFonts w:ascii="PingFang SC" w:hAnsi="PingFang SC" w:eastAsia="PingFang SC"/>
           <w:b w:val="0"/>
           <w:color w:val="000000"/>
           <w:sz w:val="23"/>
         </w:rPr>
-        <w:t>检查目录是否存在，并确认命令中的双引号完整。</w:t>
+        <w:t>审核规则、配置、基准、会计主体清单和 LibreOffice 随发布包提供。</w:t>
       </w:r>
     </w:p>
     <w:p>
       <w:pPr>
-        <w:spacing w:after="140" w:line="300" w:lineRule="auto"/>
+        <w:pStyle w:val="ListBullet"/>
+        <w:spacing w:after="40" w:line="269" w:lineRule="auto"/>
       </w:pPr>
       <w:r>
         <w:rPr>
-          <w:rFonts w:ascii="Arial" w:hAnsi="Arial" w:eastAsia="PingFang SC"/>
-          <w:b/>
-          <w:color w:val="000000"/>
-          <w:sz w:val="23"/>
-        </w:rPr>
-        <w:t>提示文件被占用：</w:t>
-      </w:r>
-      <w:r>
-        <w:rPr>
-          <w:rFonts w:ascii="Arial" w:hAnsi="Arial" w:eastAsia="PingFang SC"/>
+          <w:rFonts w:ascii="PingFang SC" w:hAnsi="PingFang SC" w:eastAsia="PingFang SC"/>
           <w:b w:val="0"/>
           <w:color w:val="000000"/>
           <w:sz w:val="23"/>
         </w:rPr>
-        <w:t>关闭 Excel、WPS、Word 和文件预览窗口后再审核。</w:t>
+        <w:t>服务只监听 127.0.0.1 随机端口，不向局域网或公网开放。</w:t>
+      </w:r>
+    </w:p>
+    <w:p>
+      <w:pPr>
+        <w:pStyle w:val="ListBullet"/>
+        <w:spacing w:after="40" w:line="269" w:lineRule="auto"/>
+      </w:pPr>
+      <w:r>
+        <w:rPr>
+          <w:rFonts w:ascii="PingFang SC" w:hAnsi="PingFang SC" w:eastAsia="PingFang SC"/>
+          <w:b w:val="0"/>
+          <w:color w:val="000000"/>
+          <w:sz w:val="23"/>
+        </w:rPr>
+        <w:t>页面请求使用本次启动生成的随机令牌，并校验 Host 和 Origin。</w:t>
+      </w:r>
+    </w:p>
+    <w:p>
+      <w:pPr>
+        <w:pStyle w:val="ListBullet"/>
+        <w:spacing w:after="40" w:line="269" w:lineRule="auto"/>
+      </w:pPr>
+      <w:r>
+        <w:rPr>
+          <w:rFonts w:ascii="PingFang SC" w:hAnsi="PingFang SC" w:eastAsia="PingFang SC"/>
+          <w:b w:val="0"/>
+          <w:color w:val="000000"/>
+          <w:sz w:val="23"/>
+        </w:rPr>
+        <w:t>任务结果只能通过任务记录打开，页面不能用任意路径访问电脑其他文件。</w:t>
+      </w:r>
+    </w:p>
+    <w:p>
+      <w:pPr>
+        <w:pStyle w:val="Heading1"/>
+        <w:keepNext/>
+        <w:keepLines/>
+        <w:spacing w:before="280" w:after="120"/>
+      </w:pPr>
+      <w:r>
+        <w:t>六 常见问题</w:t>
+      </w:r>
+    </w:p>
+    <w:p>
+      <w:pPr>
+        <w:pStyle w:val="Heading2"/>
+        <w:keepNext/>
+        <w:keepLines/>
+        <w:spacing w:before="180" w:after="120"/>
+      </w:pPr>
+      <w:r>
+        <w:t>页面提示运行资源缺失</w:t>
+      </w:r>
+    </w:p>
+    <w:p>
+      <w:pPr>
+        <w:spacing w:after="80" w:line="283" w:lineRule="auto"/>
+      </w:pPr>
+      <w:r>
+        <w:rPr>
+          <w:rFonts w:ascii="PingFang SC" w:hAnsi="PingFang SC" w:eastAsia="PingFang SC"/>
+          <w:b w:val="0"/>
+          <w:color w:val="000000"/>
+          <w:sz w:val="23"/>
+        </w:rPr>
+        <w:t>发布目录不完整或文件被安全软件隔离。重新完整解压对应平台 ZIP，并保留 app 与 runtime。</w:t>
+      </w:r>
+    </w:p>
+    <w:p>
+      <w:pPr>
+        <w:pStyle w:val="Heading2"/>
+        <w:keepNext/>
+        <w:keepLines/>
+        <w:spacing w:before="180" w:after="120"/>
+      </w:pPr>
+      <w:r>
+        <w:t>任务提示输入目录无效</w:t>
+      </w:r>
+    </w:p>
+    <w:p>
+      <w:pPr>
+        <w:spacing w:after="80" w:line="283" w:lineRule="auto"/>
+      </w:pPr>
+      <w:r>
+        <w:rPr>
+          <w:rFonts w:ascii="PingFang SC" w:hAnsi="PingFang SC" w:eastAsia="PingFang SC"/>
+          <w:b w:val="0"/>
+          <w:color w:val="000000"/>
+          <w:sz w:val="23"/>
+        </w:rPr>
+        <w:t>确认目录存在且可读。输入目录不能与程序的 outputs 相同或相互包含。</w:t>
+      </w:r>
+    </w:p>
+    <w:p>
+      <w:pPr>
+        <w:pStyle w:val="Heading2"/>
+        <w:keepNext/>
+        <w:keepLines/>
+        <w:spacing w:before="180" w:after="120"/>
+      </w:pPr>
+      <w:r>
+        <w:t>任务失败</w:t>
+      </w:r>
+    </w:p>
+    <w:p>
+      <w:pPr>
+        <w:spacing w:after="80" w:line="283" w:lineRule="auto"/>
+      </w:pPr>
+      <w:r>
+        <w:rPr>
+          <w:rFonts w:ascii="PingFang SC" w:hAnsi="PingFang SC" w:eastAsia="PingFang SC"/>
+          <w:b w:val="0"/>
+          <w:color w:val="000000"/>
+          <w:sz w:val="23"/>
+        </w:rPr>
+        <w:t>查看任务详情中的错误和 data/logs 下的日志；关闭可能占用材料的 Excel、WPS 或 Word。</w:t>
+      </w:r>
+    </w:p>
+    <w:p>
+      <w:pPr>
+        <w:pStyle w:val="Heading2"/>
+        <w:keepNext/>
+        <w:keepLines/>
+        <w:spacing w:before="180" w:after="120"/>
+      </w:pPr>
+      <w:r>
+        <w:t>浏览器显示无法连接</w:t>
+      </w:r>
+    </w:p>
+    <w:p>
+      <w:pPr>
+        <w:spacing w:after="80" w:line="283" w:lineRule="auto"/>
+      </w:pPr>
+      <w:r>
+        <w:rPr>
+          <w:rFonts w:ascii="PingFang SC" w:hAnsi="PingFang SC" w:eastAsia="PingFang SC"/>
+          <w:b w:val="0"/>
+          <w:color w:val="000000"/>
+          <w:sz w:val="23"/>
+        </w:rPr>
+        <w:t>确认启动脚本打开的终端仍在运行。若终端已结束，请重新双击启动脚本；如被安全软件拦截，只需允许访问本机 127.0.0.1。</w:t>
+      </w:r>
+    </w:p>
+    <w:p>
+      <w:pPr>
+        <w:pStyle w:val="Heading2"/>
+        <w:keepNext/>
+        <w:keepLines/>
+        <w:spacing w:before="180" w:after="120"/>
+      </w:pPr>
+      <w:r>
+        <w:t>outputs 出现多个相似目录</w:t>
+      </w:r>
+    </w:p>
+    <w:p>
+      <w:pPr>
+        <w:spacing w:after="80" w:line="283" w:lineRule="auto"/>
+      </w:pPr>
+      <w:r>
+        <w:rPr>
+          <w:rFonts w:ascii="PingFang SC" w:hAnsi="PingFang SC" w:eastAsia="PingFang SC"/>
+          <w:b w:val="0"/>
+          <w:color w:val="000000"/>
+          <w:sz w:val="23"/>
+        </w:rPr>
+        <w:t>这是防覆盖机制。请从任务详情打开本次任务对应的输出目录。</w:t>
       </w:r>
     </w:p>
     <w:sectPr>
       <w:pgSz w:w="12240" w:h="15840"/>
-      <w:pgMar w:top="1037" w:right="1181" w:bottom="979" w:left="1181" w:header="720" w:footer="720" w:gutter="0"/>
+      <w:pgMar w:top="1037" w:right="1224" w:bottom="1037" w:left="1224" w:header="720" w:footer="720" w:gutter="0"/>
       <w:cols w:space="720"/>
       <w:docGrid w:linePitch="360"/>
     </w:sectPr>
@@ -1557,7 +1747,7 @@
     <w:rsid w:val="00FC693F"/>
     <w:rPr>
       <w:rFonts w:ascii="PingFang SC" w:hAnsi="PingFang SC" w:eastAsia="PingFang SC"/>
-      <w:sz w:val="23"/>
+      <w:sz w:val="21"/>
     </w:rPr>
   </w:style>
   <w:style w:type="paragraph" w:styleId="Header">
@@ -1615,7 +1805,7 @@
     <w:pPr>
       <w:keepNext/>
       <w:keepLines/>
-      <w:spacing w:before="260" w:after="120"/>
+      <w:spacing w:before="220" w:after="80"/>
       <w:outlineLvl w:val="0"/>
     </w:pPr>
     <w:rPr>
@@ -1623,7 +1813,7 @@
       <w:b/>
       <w:bCs/>
       <w:color w:val="000000"/>
-      <w:sz w:val="32"/>
+      <w:sz w:val="30"/>
       <w:szCs w:val="28"/>
     </w:rPr>
   </w:style>
@@ -1639,7 +1829,7 @@
     <w:pPr>
       <w:keepNext/>
       <w:keepLines/>
-      <w:spacing w:before="260" w:after="120"/>
+      <w:spacing w:before="140" w:after="80"/>
       <w:outlineLvl w:val="1"/>
     </w:pPr>
     <w:rPr>
@@ -1647,7 +1837,7 @@
       <w:b/>
       <w:bCs/>
       <w:color w:val="000000"/>
-      <w:sz w:val="26"/>
+      <w:sz w:val="24"/>
       <w:szCs w:val="26"/>
     </w:rPr>
   </w:style>
@@ -1901,16 +2091,15 @@
     <w:qFormat/>
     <w:rsid w:val="00FC693F"/>
     <w:pPr>
-      <w:spacing w:after="300" w:line="240" w:lineRule="auto"/>
+      <w:spacing w:after="120" w:line="240" w:lineRule="auto"/>
       <w:contextualSpacing/>
     </w:pPr>
     <w:rPr>
       <w:rFonts w:asciiTheme="majorHAnsi" w:eastAsiaTheme="majorEastAsia" w:hAnsiTheme="majorHAnsi" w:cstheme="majorBidi" w:ascii="PingFang SC" w:hAnsi="PingFang SC" w:eastAsia="PingFang SC"/>
-      <w:b/>
       <w:color w:val="000000"/>
       <w:spacing w:val="5"/>
       <w:kern w:val="28"/>
-      <w:sz w:val="48"/>
+      <w:sz w:val="44"/>
       <w:szCs w:val="52"/>
     </w:rPr>
   </w:style>
